--- a/activities/02 - Map the Process and Spot the Waste/A02-Learner-Worksheet-Map-the-Process-and-Spot-the-Waste.docx
+++ b/activities/02 - Map the Process and Spot the Waste/A02-Learner-Worksheet-Map-the-Process-and-Spot-the-Waste.docx
@@ -399,7 +399,7 @@
         <w:t xml:space="preserve">Write down the baseline — </w:t>
       </w:r>
       <w:r>
-        <w:t>Record the average wait, the longest wait, the percentage of customers over the 5-minute promise, and the number of drinks remade. Identify which single waste type you tallied most often and at which step. Lab 5 measures the improvement against these numbers, and the Case Study expects a baseline to be quoted rather than invented.</w:t>
+        <w:t>Record the average wait, the longest wait, the percentage of customers over the 5-minute promise, and the number of drinks remade. Identify which single waste type you tallied most often and at which step. Activity 5 measures the improvement against these numbers, and the Case Study expects a baseline to be quoted rather than invented.</w:t>
       </w:r>
     </w:p>
     <w:p>
@@ -836,7 +836,7 @@
           <w:color w:val="555B66"/>
           <w:sz w:val="16"/>
         </w:rPr>
-        <w:t>Certified Lean Six Sigma White Belt (CLSSWB) Training · TGS-2025053210 · Version v4 · © 2026 Tertiary Infotech Academy Pte Ltd</w:t>
+        <w:t>Certified Lean Six Sigma White Belt (CLSSWB) Training · TGS-2025053210 · Version v5 · © 2026 Tertiary Infotech Academy Pte Ltd</w:t>
       </w:r>
     </w:p>
     <w:sectPr>

--- a/activities/02 - Map the Process and Spot the Waste/A02-Learner-Worksheet-Map-the-Process-and-Spot-the-Waste.docx
+++ b/activities/02 - Map the Process and Spot the Waste/A02-Learner-Worksheet-Map-the-Process-and-Spot-the-Waste.docx
@@ -108,7 +108,7 @@
                 <w:color w:val="111827"/>
                 <w:sz w:val="18"/>
               </w:rPr>
-              <w:t>Hands-on Lab</w:t>
+              <w:t>Hands-on Activity</w:t>
             </w:r>
           </w:p>
         </w:tc>
@@ -836,7 +836,7 @@
           <w:color w:val="555B66"/>
           <w:sz w:val="16"/>
         </w:rPr>
-        <w:t>Certified Lean Six Sigma White Belt (CLSSWB) Training · TGS-2025053210 · Version v5 · © 2026 Tertiary Infotech Academy Pte Ltd</w:t>
+        <w:t>Certified Lean Six Sigma White Belt (CLSSWB) Training · TGS-2025053210 · Version v6 · © 2026 Tertiary Infotech Academy Pte Ltd</w:t>
       </w:r>
     </w:p>
     <w:sectPr>

--- a/activities/02 - Map the Process and Spot the Waste/A02-Learner-Worksheet-Map-the-Process-and-Spot-the-Waste.docx
+++ b/activities/02 - Map the Process and Spot the Waste/A02-Learner-Worksheet-Map-the-Process-and-Spot-the-Waste.docx
@@ -836,7 +836,7 @@
           <w:color w:val="555B66"/>
           <w:sz w:val="16"/>
         </w:rPr>
-        <w:t>Certified Lean Six Sigma White Belt (CLSSWB) Training · TGS-2025053210 · Version v6 · © 2026 Tertiary Infotech Academy Pte Ltd</w:t>
+        <w:t>Certified Lean Six Sigma White Belt (CLSSWB) Training · TGS-2025053210 · Version v7 · © 2026 Tertiary Infotech Academy Pte Ltd</w:t>
       </w:r>
     </w:p>
     <w:sectPr>
